--- a/5부2화_Zenit_32°_piano.docx
+++ b/5부2화_Zenit_32°_piano.docx
@@ -152,7 +152,7 @@
           <w:b/>
           <w:sz w:val="40"/>
         </w:rPr>
-        <w:t xml:space="preserve">VERGANI  </w:t>
+        <w:t xml:space="preserve">MORETTI  </w:t>
       </w:r>
       <w:r>
         <w:rPr>
@@ -173,7 +173,7 @@
           <w:color w:val="808080"/>
           <w:sz w:val="32"/>
         </w:rPr>
-        <w:t>※ 과거, EUR 지구의 오피스 타워 32층. Zenit Consulting의 up-or-out 문화, 잦은 야근, 영어가 섞인 이탈리아어 속에서 Chiara는 파트너 Vergani의 눈에 들며 초고속 승진 가도를 달린다.</w:t>
+        <w:t>※ 과거, EUR 지구의 오피스 타워 32층. Zenit Consulting의 up-or-out 문화, 잦은 야근, 영어가 섞인 이탈리아어 속에서 Chiara는 파트너 Moretti의 눈에 들며 초고속 승진 가도를 달린다.</w:t>
       </w:r>
     </w:p>
     <w:p/>
@@ -200,7 +200,7 @@
           <w:color w:val="404040"/>
           <w:sz w:val="40"/>
         </w:rPr>
-        <w:t>VERGANI</w:t>
+        <w:t>MORETTI</w:t>
       </w:r>
       <w:r>
         <w:rPr>
@@ -237,7 +237,7 @@
           <w:color w:val="1A1A1A"/>
           <w:sz w:val="44"/>
         </w:rPr>
-        <w:t xml:space="preserve">   Sto chiudendo la slide finale, dottor Vergani. Cinque minuti, non di più.</w:t>
+        <w:t xml:space="preserve">   Sto chiudendo la slide finale, dottor Moretti. Cinque minuti, non di più.</w:t>
       </w:r>
     </w:p>
     <w:p>
@@ -260,7 +260,7 @@
           <w:color w:val="404040"/>
           <w:sz w:val="40"/>
         </w:rPr>
-        <w:t>VERGANI</w:t>
+        <w:t>MORETTI</w:t>
       </w:r>
       <w:r>
         <w:rPr>
@@ -297,7 +297,7 @@
           <w:color w:val="1A1A1A"/>
           <w:sz w:val="44"/>
         </w:rPr>
-        <w:t xml:space="preserve">   Grazie, dottor Vergani. Il cliente vede la presentazione domani mattina alle nove.</w:t>
+        <w:t xml:space="preserve">   Grazie, dottor Moretti. Il cliente vede la presentazione domani mattina alle nove.</w:t>
       </w:r>
     </w:p>
     <w:p>
@@ -320,7 +320,7 @@
           <w:color w:val="404040"/>
           <w:sz w:val="40"/>
         </w:rPr>
-        <w:t>VERGANI</w:t>
+        <w:t>MORETTI</w:t>
       </w:r>
       <w:r>
         <w:rPr>
@@ -357,7 +357,7 @@
           <w:color w:val="1A1A1A"/>
           <w:sz w:val="44"/>
         </w:rPr>
-        <w:t xml:space="preserve">   Sarà perfetta, dottor Vergani. Ho controllato ogni numero tre volte, stanotte.</w:t>
+        <w:t xml:space="preserve">   Sarà perfetta, dottor Moretti. Ho controllato ogni numero tre volte, stanotte.</w:t>
       </w:r>
     </w:p>
     <w:p>
@@ -380,7 +380,7 @@
           <w:color w:val="404040"/>
           <w:sz w:val="40"/>
         </w:rPr>
-        <w:t>VERGANI</w:t>
+        <w:t>MORETTI</w:t>
       </w:r>
       <w:r>
         <w:rPr>
@@ -417,7 +417,7 @@
           <w:color w:val="1A1A1A"/>
           <w:sz w:val="44"/>
         </w:rPr>
-        <w:t xml:space="preserve">   Preferisco essere sicura, dottor Vergani. Un errore ci costerebbe la credibilità.</w:t>
+        <w:t xml:space="preserve">   Preferisco essere sicura, dottor Moretti. Un errore ci costerebbe la credibilità.</w:t>
       </w:r>
     </w:p>
     <w:p>
@@ -440,7 +440,7 @@
           <w:color w:val="404040"/>
           <w:sz w:val="40"/>
         </w:rPr>
-        <w:t>VERGANI</w:t>
+        <w:t>MORETTI</w:t>
       </w:r>
       <w:r>
         <w:rPr>
@@ -477,7 +477,7 @@
           <w:color w:val="1A1A1A"/>
           <w:sz w:val="44"/>
         </w:rPr>
-        <w:t xml:space="preserve">   La ringrazio molto, dottor Vergani. Sono qui apposta per dimostrarlo, ogni giorno.</w:t>
+        <w:t xml:space="preserve">   La ringrazio molto, dottor Moretti. Sono qui apposta per dimostrarlo, ogni giorno.</w:t>
       </w:r>
     </w:p>
     <w:p>
@@ -500,7 +500,7 @@
           <w:color w:val="404040"/>
           <w:sz w:val="40"/>
         </w:rPr>
-        <w:t>VERGANI</w:t>
+        <w:t>MORETTI</w:t>
       </w:r>
       <w:r>
         <w:rPr>
@@ -537,7 +537,7 @@
           <w:color w:val="1A1A1A"/>
           <w:sz w:val="44"/>
         </w:rPr>
-        <w:t xml:space="preserve">   Spero solo di continuare così, dottor Vergani, senza mai rallentare il ritmo.</w:t>
+        <w:t xml:space="preserve">   Spero solo di continuare così, dottor Moretti, senza mai rallentare il ritmo.</w:t>
       </w:r>
     </w:p>
     <w:p>
@@ -560,7 +560,7 @@
           <w:color w:val="404040"/>
           <w:sz w:val="40"/>
         </w:rPr>
-        <w:t>VERGANI</w:t>
+        <w:t>MORETTI</w:t>
       </w:r>
       <w:r>
         <w:rPr>
@@ -597,7 +597,7 @@
           <w:color w:val="1A1A1A"/>
           <w:sz w:val="44"/>
         </w:rPr>
-        <w:t xml:space="preserve">   Lo so, dottor Vergani. Sale, o esce. Non c'è una terza strada.</w:t>
+        <w:t xml:space="preserve">   Lo so, dottor Moretti. Sale, o esce. Non c'è una terza strada.</w:t>
       </w:r>
     </w:p>
     <w:p>
@@ -620,7 +620,7 @@
           <w:color w:val="404040"/>
           <w:sz w:val="40"/>
         </w:rPr>
-        <w:t>VERGANI</w:t>
+        <w:t>MORETTI</w:t>
       </w:r>
       <w:r>
         <w:rPr>
@@ -663,7 +663,7 @@
           <w:color w:val="404040"/>
           <w:sz w:val="40"/>
         </w:rPr>
-        <w:t>VERGANI</w:t>
+        <w:t>MORETTI</w:t>
       </w:r>
       <w:r>
         <w:rPr>
@@ -723,7 +723,7 @@
           <w:color w:val="404040"/>
           <w:sz w:val="40"/>
         </w:rPr>
-        <w:t>VERGANI</w:t>
+        <w:t>MORETTI</w:t>
       </w:r>
       <w:r>
         <w:rPr>
@@ -760,7 +760,7 @@
           <w:color w:val="1A1A1A"/>
           <w:sz w:val="44"/>
         </w:rPr>
-        <w:t xml:space="preserve">   Sì, dottor Vergani. Il framework funziona in Spagna e in Francia allo stesso modo.</w:t>
+        <w:t xml:space="preserve">   Sì, dottor Moretti. Il framework funziona in Spagna e in Francia allo stesso modo.</w:t>
       </w:r>
     </w:p>
     <w:p>
@@ -783,7 +783,7 @@
           <w:color w:val="404040"/>
           <w:sz w:val="40"/>
         </w:rPr>
-        <w:t>VERGANI</w:t>
+        <w:t>MORETTI</w:t>
       </w:r>
       <w:r>
         <w:rPr>
@@ -820,7 +820,7 @@
           <w:color w:val="1A1A1A"/>
           <w:sz w:val="44"/>
         </w:rPr>
-        <w:t xml:space="preserve">   Diciotto milioni di euro, dottor Vergani. Il diciotto per cento del budget totale.</w:t>
+        <w:t xml:space="preserve">   Diciotto milioni di euro, dottor Moretti. Il diciotto per cento del budget totale.</w:t>
       </w:r>
     </w:p>
     <w:p>
@@ -843,7 +843,7 @@
           <w:color w:val="404040"/>
           <w:sz w:val="40"/>
         </w:rPr>
-        <w:t>VERGANI</w:t>
+        <w:t>MORETTI</w:t>
       </w:r>
       <w:r>
         <w:rPr>
@@ -880,7 +880,7 @@
           <w:color w:val="1A1A1A"/>
           <w:sz w:val="44"/>
         </w:rPr>
-        <w:t xml:space="preserve">   Lo so, dottor Vergani. Per questo ho costruito il modello proprio intorno al diciotto.</w:t>
+        <w:t xml:space="preserve">   Lo so, dottor Moretti. Per questo ho costruito il modello proprio intorno al diciotto.</w:t>
       </w:r>
     </w:p>
     <w:p>
@@ -903,7 +903,7 @@
           <w:color w:val="404040"/>
           <w:sz w:val="40"/>
         </w:rPr>
-        <w:t>VERGANI</w:t>
+        <w:t>MORETTI</w:t>
       </w:r>
       <w:r>
         <w:rPr>
@@ -940,7 +940,7 @@
           <w:color w:val="1A1A1A"/>
           <w:sz w:val="44"/>
         </w:rPr>
-        <w:t xml:space="preserve">   Grazie, dottor Vergani. Ho lavorato tutto il weekend proprio per questo deck.</w:t>
+        <w:t xml:space="preserve">   Grazie, dottor Moretti. Ho lavorato tutto il weekend proprio per questo deck.</w:t>
       </w:r>
     </w:p>
     <w:p>
@@ -963,7 +963,7 @@
           <w:color w:val="404040"/>
           <w:sz w:val="40"/>
         </w:rPr>
-        <w:t>VERGANI</w:t>
+        <w:t>MORETTI</w:t>
       </w:r>
       <w:r>
         <w:rPr>
@@ -1000,7 +1000,7 @@
           <w:color w:val="1A1A1A"/>
           <w:sz w:val="44"/>
         </w:rPr>
-        <w:t xml:space="preserve">   Dormo, dottor Vergani, ma poco. Il sonno, qui, sembra quasi un lusso.</w:t>
+        <w:t xml:space="preserve">   Dormo, dottor Moretti, ma poco. Il sonno, qui, sembra quasi un lusso.</w:t>
       </w:r>
     </w:p>
     <w:p>
@@ -1023,7 +1023,7 @@
           <w:color w:val="404040"/>
           <w:sz w:val="40"/>
         </w:rPr>
-        <w:t>VERGANI</w:t>
+        <w:t>MORETTI</w:t>
       </w:r>
       <w:r>
         <w:rPr>
@@ -1060,7 +1060,7 @@
           <w:color w:val="1A1A1A"/>
           <w:sz w:val="44"/>
         </w:rPr>
-        <w:t xml:space="preserve">   Lo capisco già, dottor Vergani. E accetto le regole, senza lamentarmi mai.</w:t>
+        <w:t xml:space="preserve">   Lo capisco già, dottor Moretti. E accetto le regole, senza lamentarmi mai.</w:t>
       </w:r>
     </w:p>
     <w:p>
@@ -1083,7 +1083,7 @@
           <w:color w:val="404040"/>
           <w:sz w:val="40"/>
         </w:rPr>
-        <w:t>VERGANI</w:t>
+        <w:t>MORETTI</w:t>
       </w:r>
       <w:r>
         <w:rPr>
@@ -1120,7 +1120,7 @@
           <w:color w:val="1A1A1A"/>
           <w:sz w:val="44"/>
         </w:rPr>
-        <w:t xml:space="preserve">   Spero di dimostrarlo presto, dottor Vergani, con i risultati e non solo con le ore.</w:t>
+        <w:t xml:space="preserve">   Spero di dimostrarlo presto, dottor Moretti, con i risultati e non solo con le ore.</w:t>
       </w:r>
     </w:p>
     <w:p>
@@ -1143,7 +1143,7 @@
           <w:color w:val="404040"/>
           <w:sz w:val="40"/>
         </w:rPr>
-        <w:t>VERGANI</w:t>
+        <w:t>MORETTI</w:t>
       </w:r>
       <w:r>
         <w:rPr>
@@ -1180,7 +1180,7 @@
           <w:color w:val="1A1A1A"/>
           <w:sz w:val="44"/>
         </w:rPr>
-        <w:t xml:space="preserve">   Non perderò terreno, dottor Vergani. Sono sempre la prima ad arrivare, l'ultima ad andare.</w:t>
+        <w:t xml:space="preserve">   Non perderò terreno, dottor Moretti. Sono sempre la prima ad arrivare, l'ultima ad andare.</w:t>
       </w:r>
     </w:p>
     <w:p>
@@ -1203,7 +1203,7 @@
           <w:color w:val="404040"/>
           <w:sz w:val="40"/>
         </w:rPr>
-        <w:t>VERGANI</w:t>
+        <w:t>MORETTI</w:t>
       </w:r>
       <w:r>
         <w:rPr>
@@ -1240,7 +1240,7 @@
           <w:color w:val="1A1A1A"/>
           <w:sz w:val="44"/>
         </w:rPr>
-        <w:t xml:space="preserve">   Spero che il Progetto Icaro sia il momento giusto, dottor Vergani, per la promozione finale.</w:t>
+        <w:t xml:space="preserve">   Spero che il Progetto Icaro sia il momento giusto, dottor Moretti, per la promozione finale.</w:t>
       </w:r>
     </w:p>
     <w:p>
@@ -1263,7 +1263,7 @@
           <w:color w:val="404040"/>
           <w:sz w:val="40"/>
         </w:rPr>
-        <w:t>VERGANI</w:t>
+        <w:t>MORETTI</w:t>
       </w:r>
       <w:r>
         <w:rPr>
@@ -1323,7 +1323,7 @@
           <w:color w:val="404040"/>
           <w:sz w:val="40"/>
         </w:rPr>
-        <w:t>VERGANI</w:t>
+        <w:t>MORETTI</w:t>
       </w:r>
       <w:r>
         <w:rPr>
@@ -1360,7 +1360,7 @@
           <w:color w:val="1A1A1A"/>
           <w:sz w:val="44"/>
         </w:rPr>
-        <w:t xml:space="preserve">   Che tipo di progetto è, esattamente, dottor Vergani? Il brief era ancora molto vago.</w:t>
+        <w:t xml:space="preserve">   Che tipo di progetto è, esattamente, dottor Moretti? Il brief era ancora molto vago.</w:t>
       </w:r>
     </w:p>
     <w:p>
@@ -1383,7 +1383,7 @@
           <w:color w:val="404040"/>
           <w:sz w:val="40"/>
         </w:rPr>
-        <w:t>VERGANI</w:t>
+        <w:t>MORETTI</w:t>
       </w:r>
       <w:r>
         <w:rPr>
@@ -1420,7 +1420,7 @@
           <w:color w:val="1A1A1A"/>
           <w:sz w:val="44"/>
         </w:rPr>
-        <w:t xml:space="preserve">   Diciotto per cento è tanto, dottor Vergani. Su cosa lavoreremo, principalmente?</w:t>
+        <w:t xml:space="preserve">   Diciotto per cento è tanto, dottor Moretti. Su cosa lavoreremo, principalmente?</w:t>
       </w:r>
     </w:p>
     <w:p>
@@ -1443,7 +1443,7 @@
           <w:color w:val="404040"/>
           <w:sz w:val="40"/>
         </w:rPr>
-        <w:t>VERGANI</w:t>
+        <w:t>MORETTI</w:t>
       </w:r>
       <w:r>
         <w:rPr>
@@ -1480,7 +1480,7 @@
           <w:color w:val="1A1A1A"/>
           <w:sz w:val="44"/>
         </w:rPr>
-        <w:t xml:space="preserve">   Capisco, dottor Vergani. Un progetto di ottimizzazione dell'organico, quindi, in pratica.</w:t>
+        <w:t xml:space="preserve">   Capisco, dottor Moretti. Un progetto di ottimizzazione dell'organico, quindi, in pratica.</w:t>
       </w:r>
     </w:p>
     <w:p>
@@ -1503,7 +1503,7 @@
           <w:color w:val="404040"/>
           <w:sz w:val="40"/>
         </w:rPr>
-        <w:t>VERGANI</w:t>
+        <w:t>MORETTI</w:t>
       </w:r>
       <w:r>
         <w:rPr>
@@ -1540,7 +1540,7 @@
           <w:color w:val="1A1A1A"/>
           <w:sz w:val="44"/>
         </w:rPr>
-        <w:t xml:space="preserve">   Io? Da sola, dottor Vergani? È il progetto più grande che mi ha mai affidato.</w:t>
+        <w:t xml:space="preserve">   Io? Da sola, dottor Moretti? È il progetto più grande che mi ha mai affidato.</w:t>
       </w:r>
     </w:p>
     <w:p>
@@ -1563,7 +1563,7 @@
           <w:color w:val="404040"/>
           <w:sz w:val="40"/>
         </w:rPr>
-        <w:t>VERGANI</w:t>
+        <w:t>MORETTI</w:t>
       </w:r>
       <w:r>
         <w:rPr>
@@ -1600,7 +1600,7 @@
           <w:color w:val="1A1A1A"/>
           <w:sz w:val="44"/>
         </w:rPr>
-        <w:t xml:space="preserve">   Non la deluderò, dottor Vergani. Costruirò il modello migliore che Zenit abbia mai visto.</w:t>
+        <w:t xml:space="preserve">   Non la deluderò, dottor Moretti. Costruirò il modello migliore che Zenit abbia mai visto.</w:t>
       </w:r>
     </w:p>
     <w:p>
@@ -1623,7 +1623,7 @@
           <w:color w:val="404040"/>
           <w:sz w:val="40"/>
         </w:rPr>
-        <w:t>VERGANI</w:t>
+        <w:t>MORETTI</w:t>
       </w:r>
       <w:r>
         <w:rPr>
@@ -1660,7 +1660,7 @@
           <w:color w:val="1A1A1A"/>
           <w:sz w:val="44"/>
         </w:rPr>
-        <w:t xml:space="preserve">   Grazie della fiducia, dottor Vergani. Non vedo l'ora di iniziare, sinceramente.</w:t>
+        <w:t xml:space="preserve">   Grazie della fiducia, dottor Moretti. Non vedo l'ora di iniziare, sinceramente.</w:t>
       </w:r>
     </w:p>
     <w:p>
@@ -1683,7 +1683,7 @@
           <w:color w:val="404040"/>
           <w:sz w:val="40"/>
         </w:rPr>
-        <w:t>VERGANI</w:t>
+        <w:t>MORETTI</w:t>
       </w:r>
       <w:r>
         <w:rPr>
@@ -1720,7 +1720,7 @@
           <w:color w:val="1A1A1A"/>
           <w:sz w:val="44"/>
         </w:rPr>
-        <w:t xml:space="preserve">   Vado subito, dottor Vergani. Buonanotte, e grazie ancora per l'opportunità di stasera.</w:t>
+        <w:t xml:space="preserve">   Vado subito, dottor Moretti. Buonanotte, e grazie ancora per l'opportunità di stasera.</w:t>
       </w:r>
     </w:p>
     <w:p>
@@ -1756,7 +1756,7 @@
           <w:color w:val="404040"/>
           <w:sz w:val="40"/>
         </w:rPr>
-        <w:t>VERGANI</w:t>
+        <w:t>MORETTI</w:t>
       </w:r>
       <w:r>
         <w:rPr>
@@ -1793,7 +1793,7 @@
           <w:color w:val="1A1A1A"/>
           <w:sz w:val="44"/>
         </w:rPr>
-        <w:t xml:space="preserve">   Procede bene, dottor Vergani. Ho già una prima versione del foglio di calcolo.</w:t>
+        <w:t xml:space="preserve">   Procede bene, dottor Moretti. Ho già una prima versione del foglio di calcolo.</w:t>
       </w:r>
     </w:p>
     <w:p>
@@ -1816,7 +1816,7 @@
           <w:color w:val="404040"/>
           <w:sz w:val="40"/>
         </w:rPr>
-        <w:t>VERGANI</w:t>
+        <w:t>MORETTI</w:t>
       </w:r>
       <w:r>
         <w:rPr>
@@ -1853,7 +1853,7 @@
           <w:color w:val="1A1A1A"/>
           <w:sz w:val="44"/>
         </w:rPr>
-        <w:t xml:space="preserve">   È un foglio enorme, dottor Vergani. Ogni riga rappresenta un ruolo aziendale, con costi.</w:t>
+        <w:t xml:space="preserve">   È un foglio enorme, dottor Moretti. Ogni riga rappresenta un ruolo aziendale, con costi.</w:t>
       </w:r>
     </w:p>
     <w:p>
@@ -1876,7 +1876,7 @@
           <w:color w:val="404040"/>
           <w:sz w:val="40"/>
         </w:rPr>
-        <w:t>VERGANI</w:t>
+        <w:t>MORETTI</w:t>
       </w:r>
       <w:r>
         <w:rPr>
@@ -1913,7 +1913,7 @@
           <w:color w:val="1A1A1A"/>
           <w:sz w:val="44"/>
         </w:rPr>
-        <w:t xml:space="preserve">   Circa duemila righe, dottor Vergani. Ogni dipendente del Gruppo Meridiano ha la sua riga.</w:t>
+        <w:t xml:space="preserve">   Circa duemila righe, dottor Moretti. Ogni dipendente del Gruppo Meridiano ha la sua riga.</w:t>
       </w:r>
     </w:p>
     <w:p>
@@ -1936,7 +1936,7 @@
           <w:color w:val="404040"/>
           <w:sz w:val="40"/>
         </w:rPr>
-        <w:t>VERGANI</w:t>
+        <w:t>MORETTI</w:t>
       </w:r>
       <w:r>
         <w:rPr>
@@ -1973,7 +1973,7 @@
           <w:color w:val="1A1A1A"/>
           <w:sz w:val="44"/>
         </w:rPr>
-        <w:t xml:space="preserve">   Dice se il ruolo resta, o se viene tagliato, dottor Vergani. Sì oppure no.</w:t>
+        <w:t xml:space="preserve">   Dice se il ruolo resta, o se viene tagliato, dottor Moretti. Sì oppure no.</w:t>
       </w:r>
     </w:p>
     <w:p>
@@ -1996,7 +1996,7 @@
           <w:color w:val="404040"/>
           <w:sz w:val="40"/>
         </w:rPr>
-        <w:t>VERGANI</w:t>
+        <w:t>MORETTI</w:t>
       </w:r>
       <w:r>
         <w:rPr>
@@ -2033,7 +2033,7 @@
           <w:color w:val="1A1A1A"/>
           <w:sz w:val="44"/>
         </w:rPr>
-        <w:t xml:space="preserve">   Non ancora esatto, dottor Vergani. Il modello è ancora in fase di simulazione.</w:t>
+        <w:t xml:space="preserve">   Non ancora esatto, dottor Moretti. Il modello è ancora in fase di simulazione.</w:t>
       </w:r>
     </w:p>
     <w:p>
@@ -2056,7 +2056,7 @@
           <w:color w:val="404040"/>
           <w:sz w:val="40"/>
         </w:rPr>
-        <w:t>VERGANI</w:t>
+        <w:t>MORETTI</w:t>
       </w:r>
       <w:r>
         <w:rPr>
@@ -2093,7 +2093,7 @@
           <w:color w:val="1A1A1A"/>
           <w:sz w:val="44"/>
         </w:rPr>
-        <w:t xml:space="preserve">   Resta l'obiettivo, dottor Vergani. Sto solo trovando il modo migliore per arrivarci.</w:t>
+        <w:t xml:space="preserve">   Resta l'obiettivo, dottor Moretti. Sto solo trovando il modo migliore per arrivarci.</w:t>
       </w:r>
     </w:p>
     <w:p>
@@ -2116,7 +2116,7 @@
           <w:color w:val="404040"/>
           <w:sz w:val="40"/>
         </w:rPr>
-        <w:t>VERGANI</w:t>
+        <w:t>MORETTI</w:t>
       </w:r>
       <w:r>
         <w:rPr>
@@ -2153,7 +2153,7 @@
           <w:color w:val="1A1A1A"/>
           <w:sz w:val="44"/>
         </w:rPr>
-        <w:t xml:space="preserve">   Ce la farò, dottor Vergani. Sto già lavorando fino a tardi ogni sera per questo.</w:t>
+        <w:t xml:space="preserve">   Ce la farò, dottor Moretti. Sto già lavorando fino a tardi ogni sera per questo.</w:t>
       </w:r>
     </w:p>
     <w:p>
@@ -2176,7 +2176,7 @@
           <w:color w:val="404040"/>
           <w:sz w:val="40"/>
         </w:rPr>
-        <w:t>VERGANI</w:t>
+        <w:t>MORETTI</w:t>
       </w:r>
       <w:r>
         <w:rPr>
@@ -2213,7 +2213,7 @@
           <w:color w:val="1A1A1A"/>
           <w:sz w:val="44"/>
         </w:rPr>
-        <w:t xml:space="preserve">   Spero di sì, dottor Vergani. È quello per cui ho lavorato tutti questi anni.</w:t>
+        <w:t xml:space="preserve">   Spero di sì, dottor Moretti. È quello per cui ho lavorato tutti questi anni.</w:t>
       </w:r>
     </w:p>
     <w:p>
@@ -2236,7 +2236,7 @@
           <w:color w:val="404040"/>
           <w:sz w:val="40"/>
         </w:rPr>
-        <w:t>VERGANI</w:t>
+        <w:t>MORETTI</w:t>
       </w:r>
       <w:r>
         <w:rPr>
@@ -2273,7 +2273,7 @@
           <w:color w:val="1A1A1A"/>
           <w:sz w:val="44"/>
         </w:rPr>
-        <w:t xml:space="preserve">   Che intende, dottor Vergani? Non capisco bene questo consiglio, sinceramente.</w:t>
+        <w:t xml:space="preserve">   Che intende, dottor Moretti? Non capisco bene questo consiglio, sinceramente.</w:t>
       </w:r>
     </w:p>
     <w:p>
@@ -2296,7 +2296,7 @@
           <w:color w:val="404040"/>
           <w:sz w:val="40"/>
         </w:rPr>
-        <w:t>VERGANI</w:t>
+        <w:t>MORETTI</w:t>
       </w:r>
       <w:r>
         <w:rPr>
@@ -2333,7 +2333,7 @@
           <w:color w:val="1A1A1A"/>
           <w:sz w:val="44"/>
         </w:rPr>
-        <w:t xml:space="preserve">   Capisco, dottor Vergani. Terrò la mente concentrata solo sui numeri, come dice Lei.</w:t>
+        <w:t xml:space="preserve">   Capisco, dottor Moretti. Terrò la mente concentrata solo sui numeri, come dice Lei.</w:t>
       </w:r>
     </w:p>
     <w:p>
@@ -2356,7 +2356,7 @@
           <w:color w:val="404040"/>
           <w:sz w:val="40"/>
         </w:rPr>
-        <w:t>VERGANI</w:t>
+        <w:t>MORETTI</w:t>
       </w:r>
       <w:r>
         <w:rPr>
@@ -2416,7 +2416,7 @@
           <w:color w:val="404040"/>
           <w:sz w:val="40"/>
         </w:rPr>
-        <w:t>VERGANI</w:t>
+        <w:t>MORETTI</w:t>
       </w:r>
       <w:r>
         <w:rPr>
@@ -2453,7 +2453,7 @@
           <w:color w:val="1A1A1A"/>
           <w:sz w:val="44"/>
         </w:rPr>
-        <w:t xml:space="preserve">   Terrò a mente queste tre parole, dottor Vergani, per tutto il progetto.</w:t>
+        <w:t xml:space="preserve">   Terrò a mente queste tre parole, dottor Moretti, per tutto il progetto.</w:t>
       </w:r>
     </w:p>
     <w:p>
@@ -2476,7 +2476,7 @@
           <w:color w:val="404040"/>
           <w:sz w:val="40"/>
         </w:rPr>
-        <w:t>VERGANI</w:t>
+        <w:t>MORETTI</w:t>
       </w:r>
       <w:r>
         <w:rPr>
@@ -2513,7 +2513,7 @@
           <w:color w:val="1A1A1A"/>
           <w:sz w:val="44"/>
         </w:rPr>
-        <w:t xml:space="preserve">   Lo spero con tutto il cuore, dottor Vergani. È il mio unico vero obiettivo, ormai.</w:t>
+        <w:t xml:space="preserve">   Lo spero con tutto il cuore, dottor Moretti. È il mio unico vero obiettivo, ormai.</w:t>
       </w:r>
     </w:p>
     <w:p>
@@ -2536,7 +2536,7 @@
           <w:color w:val="404040"/>
           <w:sz w:val="40"/>
         </w:rPr>
-        <w:t>VERGANI</w:t>
+        <w:t>MORETTI</w:t>
       </w:r>
       <w:r>
         <w:rPr>
@@ -2573,7 +2573,7 @@
           <w:color w:val="1A1A1A"/>
           <w:sz w:val="44"/>
         </w:rPr>
-        <w:t xml:space="preserve">   Voglio crederci, dottor Vergani. Domani continuo con il modello, fin dalla mattina presto.</w:t>
+        <w:t xml:space="preserve">   Voglio crederci, dottor Moretti. Domani continuo con il modello, fin dalla mattina presto.</w:t>
       </w:r>
     </w:p>
     <w:p>
@@ -2596,7 +2596,7 @@
           <w:color w:val="404040"/>
           <w:sz w:val="40"/>
         </w:rPr>
-        <w:t>VERGANI</w:t>
+        <w:t>MORETTI</w:t>
       </w:r>
       <w:r>
         <w:rPr>
@@ -2633,7 +2633,7 @@
           <w:color w:val="1A1A1A"/>
           <w:sz w:val="44"/>
         </w:rPr>
-        <w:t xml:space="preserve">   Buonanotte, dottor Vergani. Domani porto avanti Icaro, senza fermarmi un solo minuto.</w:t>
+        <w:t xml:space="preserve">   Buonanotte, dottor Moretti. Domani porto avanti Icaro, senza fermarmi un solo minuto.</w:t>
       </w:r>
     </w:p>
     <w:p>
@@ -2669,7 +2669,7 @@
           <w:color w:val="404040"/>
           <w:sz w:val="40"/>
         </w:rPr>
-        <w:t>VERGANI</w:t>
+        <w:t>MORETTI</w:t>
       </w:r>
       <w:r>
         <w:rPr>
@@ -2706,7 +2706,7 @@
           <w:color w:val="1A1A1A"/>
           <w:sz w:val="44"/>
         </w:rPr>
-        <w:t xml:space="preserve">   Molto bene, dottor Vergani. Ha approvato la struttura generale del modello, senza obiezioni.</w:t>
+        <w:t xml:space="preserve">   Molto bene, dottor Moretti. Ha approvato la struttura generale del modello, senza obiezioni.</w:t>
       </w:r>
     </w:p>
     <w:p>
@@ -2729,7 +2729,7 @@
           <w:color w:val="404040"/>
           <w:sz w:val="40"/>
         </w:rPr>
-        <w:t>VERGANI</w:t>
+        <w:t>MORETTI</w:t>
       </w:r>
       <w:r>
         <w:rPr>
@@ -2766,7 +2766,7 @@
           <w:color w:val="1A1A1A"/>
           <w:sz w:val="44"/>
         </w:rPr>
-        <w:t xml:space="preserve">   Regge, dottor Vergani. In termini di persone, significa circa quattrocentododici ruoli tagliati.</w:t>
+        <w:t xml:space="preserve">   Regge, dottor Moretti. In termini di persone, significa circa quattrocentododici ruoli tagliati.</w:t>
       </w:r>
     </w:p>
     <w:p>
@@ -2789,7 +2789,7 @@
           <w:color w:val="404040"/>
           <w:sz w:val="40"/>
         </w:rPr>
-        <w:t>VERGANI</w:t>
+        <w:t>MORETTI</w:t>
       </w:r>
       <w:r>
         <w:rPr>
@@ -2826,7 +2826,7 @@
           <w:color w:val="1A1A1A"/>
           <w:sz w:val="44"/>
         </w:rPr>
-        <w:t xml:space="preserve">   Lo ricordo, dottor Vergani. Ogni numero, nel modello, è verificato tre volte.</w:t>
+        <w:t xml:space="preserve">   Lo ricordo, dottor Moretti. Ogni numero, nel modello, è verificato tre volte.</w:t>
       </w:r>
     </w:p>
     <w:p>
@@ -2849,7 +2849,7 @@
           <w:color w:val="404040"/>
           <w:sz w:val="40"/>
         </w:rPr>
-        <w:t>VERGANI</w:t>
+        <w:t>MORETTI</w:t>
       </w:r>
       <w:r>
         <w:rPr>
@@ -2886,7 +2886,7 @@
           <w:color w:val="1A1A1A"/>
           <w:sz w:val="44"/>
         </w:rPr>
-        <w:t xml:space="preserve">   Cella C47, dottor Vergani. La chiamiamo così internamente, per riferirci al totale.</w:t>
+        <w:t xml:space="preserve">   Cella C47, dottor Moretti. La chiamiamo così internamente, per riferirci al totale.</w:t>
       </w:r>
     </w:p>
     <w:p>
@@ -2909,7 +2909,7 @@
           <w:color w:val="404040"/>
           <w:sz w:val="40"/>
         </w:rPr>
-        <w:t>VERGANI</w:t>
+        <w:t>MORETTI</w:t>
       </w:r>
       <w:r>
         <w:rPr>
@@ -2946,7 +2946,7 @@
           <w:color w:val="1A1A1A"/>
           <w:sz w:val="44"/>
         </w:rPr>
-        <w:t xml:space="preserve">   È vero, dottor Vergani. Una cella piccola, con dentro quattrocentododici persone.</w:t>
+        <w:t xml:space="preserve">   È vero, dottor Moretti. Una cella piccola, con dentro quattrocentododici persone.</w:t>
       </w:r>
     </w:p>
     <w:p>
@@ -2969,7 +2969,7 @@
           <w:color w:val="404040"/>
           <w:sz w:val="40"/>
         </w:rPr>
-        <w:t>VERGANI</w:t>
+        <w:t>MORETTI</w:t>
       </w:r>
       <w:r>
         <w:rPr>
@@ -3006,7 +3006,7 @@
           <w:color w:val="1A1A1A"/>
           <w:sz w:val="44"/>
         </w:rPr>
-        <w:t xml:space="preserve">   Ha ragione, dottor Vergani. Scusi, è stato solo un modo di dire, niente di più.</w:t>
+        <w:t xml:space="preserve">   Ha ragione, dottor Moretti. Scusi, è stato solo un modo di dire, niente di più.</w:t>
       </w:r>
     </w:p>
     <w:p>
@@ -3029,7 +3029,7 @@
           <w:color w:val="404040"/>
           <w:sz w:val="40"/>
         </w:rPr>
-        <w:t>VERGANI</w:t>
+        <w:t>MORETTI</w:t>
       </w:r>
       <w:r>
         <w:rPr>
@@ -3066,7 +3066,7 @@
           <w:color w:val="1A1A1A"/>
           <w:sz w:val="44"/>
         </w:rPr>
-        <w:t xml:space="preserve">   Forse è così, dottor Vergani. Ma domani presento il modello, e sarò pronta.</w:t>
+        <w:t xml:space="preserve">   Forse è così, dottor Moretti. Ma domani presento il modello, e sarò pronta.</w:t>
       </w:r>
     </w:p>
     <w:p>
@@ -3089,7 +3089,7 @@
           <w:color w:val="404040"/>
           <w:sz w:val="40"/>
         </w:rPr>
-        <w:t>VERGANI</w:t>
+        <w:t>MORETTI</w:t>
       </w:r>
       <w:r>
         <w:rPr>
@@ -3126,7 +3126,7 @@
           <w:color w:val="1A1A1A"/>
           <w:sz w:val="44"/>
         </w:rPr>
-        <w:t xml:space="preserve">   Grazie, dottor Vergani. Aspetto quella conversazione da mesi, sinceramente, con tutto il cuore.</w:t>
+        <w:t xml:space="preserve">   Grazie, dottor Moretti. Aspetto quella conversazione da mesi, sinceramente, con tutto il cuore.</w:t>
       </w:r>
     </w:p>
     <w:p>
@@ -3149,7 +3149,7 @@
           <w:color w:val="404040"/>
           <w:sz w:val="40"/>
         </w:rPr>
-        <w:t>VERGANI</w:t>
+        <w:t>MORETTI</w:t>
       </w:r>
       <w:r>
         <w:rPr>
@@ -3186,7 +3186,7 @@
           <w:color w:val="1A1A1A"/>
           <w:sz w:val="44"/>
         </w:rPr>
-        <w:t xml:space="preserve">   Farò del mio meglio domani, dottor Vergani, per non deludere né Lei né il cliente.</w:t>
+        <w:t xml:space="preserve">   Farò del mio meglio domani, dottor Moretti, per non deludere né Lei né il cliente.</w:t>
       </w:r>
     </w:p>
     <w:p>
@@ -3209,7 +3209,7 @@
           <w:color w:val="404040"/>
           <w:sz w:val="40"/>
         </w:rPr>
-        <w:t>VERGANI</w:t>
+        <w:t>MORETTI</w:t>
       </w:r>
       <w:r>
         <w:rPr>
@@ -3246,7 +3246,7 @@
           <w:color w:val="1A1A1A"/>
           <w:sz w:val="44"/>
         </w:rPr>
-        <w:t xml:space="preserve">   Vado, dottor Vergani. Ma prima controllo un'ultima volta la cella C47, per sicurezza.</w:t>
+        <w:t xml:space="preserve">   Vado, dottor Moretti. Ma prima controllo un'ultima volta la cella C47, per sicurezza.</w:t>
       </w:r>
     </w:p>
     <w:p>
@@ -3269,7 +3269,7 @@
           <w:color w:val="404040"/>
           <w:sz w:val="40"/>
         </w:rPr>
-        <w:t>VERGANI</w:t>
+        <w:t>MORETTI</w:t>
       </w:r>
       <w:r>
         <w:rPr>
@@ -3306,7 +3306,7 @@
           <w:color w:val="1A1A1A"/>
           <w:sz w:val="44"/>
         </w:rPr>
-        <w:t xml:space="preserve">   Spero abbia ragione, dottor Vergani. Buonanotte, e a domani, per il grande giorno.</w:t>
+        <w:t xml:space="preserve">   Spero abbia ragione, dottor Moretti. Buonanotte, e a domani, per il grande giorno.</w:t>
       </w:r>
     </w:p>
     <w:p>
@@ -3329,7 +3329,7 @@
           <w:color w:val="404040"/>
           <w:sz w:val="40"/>
         </w:rPr>
-        <w:t>VERGANI</w:t>
+        <w:t>MORETTI</w:t>
       </w:r>
       <w:r>
         <w:rPr>
@@ -3366,7 +3366,7 @@
           <w:color w:val="1A1A1A"/>
           <w:sz w:val="44"/>
         </w:rPr>
-        <w:t xml:space="preserve">   Lo so bene, dottor Vergani. Spero solo che cambi anche qualcos'altro, in meglio.</w:t>
+        <w:t xml:space="preserve">   Lo so bene, dottor Moretti. Spero solo che cambi anche qualcos'altro, in meglio.</w:t>
       </w:r>
     </w:p>
     <w:p>
@@ -3389,7 +3389,7 @@
           <w:color w:val="404040"/>
           <w:sz w:val="40"/>
         </w:rPr>
-        <w:t>VERGANI</w:t>
+        <w:t>MORETTI</w:t>
       </w:r>
       <w:r>
         <w:rPr>
@@ -3439,7 +3439,7 @@
           <w:color w:val="1A1A1A"/>
           <w:sz w:val="44"/>
         </w:rPr>
-        <w:t xml:space="preserve">   Niente, dottor Vergani. Sono solo stanca, forse, dopo una settimana così intensa.</w:t>
+        <w:t xml:space="preserve">   Niente, dottor Moretti. Sono solo stanca, forse, dopo una settimana così intensa.</w:t>
       </w:r>
     </w:p>
     <w:p>
@@ -3462,7 +3462,7 @@
           <w:color w:val="404040"/>
           <w:sz w:val="40"/>
         </w:rPr>
-        <w:t>VERGANI</w:t>
+        <w:t>MORETTI</w:t>
       </w:r>
       <w:r>
         <w:rPr>
@@ -3499,7 +3499,7 @@
           <w:color w:val="1A1A1A"/>
           <w:sz w:val="44"/>
         </w:rPr>
-        <w:t xml:space="preserve">   Vado subito, dottor Vergani. Grazie ancora per la fiducia, in questi mesi difficili.</w:t>
+        <w:t xml:space="preserve">   Vado subito, dottor Moretti. Grazie ancora per la fiducia, in questi mesi difficili.</w:t>
       </w:r>
     </w:p>
     <w:p>
@@ -3522,7 +3522,7 @@
           <w:color w:val="404040"/>
           <w:sz w:val="40"/>
         </w:rPr>
-        <w:t>VERGANI</w:t>
+        <w:t>MORETTI</w:t>
       </w:r>
       <w:r>
         <w:rPr>
@@ -3559,7 +3559,7 @@
           <w:color w:val="1A1A1A"/>
           <w:sz w:val="44"/>
         </w:rPr>
-        <w:t xml:space="preserve">   Buonanotte, dottor Vergani. A domani, con il modello pronto e la testa fresca.</w:t>
+        <w:t xml:space="preserve">   Buonanotte, dottor Moretti. A domani, con il modello pronto e la testa fresca.</w:t>
       </w:r>
     </w:p>
     <w:p>
@@ -3769,7 +3769,7 @@
           <w:color w:val="1A1A1A"/>
           <w:sz w:val="44"/>
         </w:rPr>
-        <w:t xml:space="preserve">   Domani è il giorno grande, dice il dottor Vergani. Il giorno della mia carriera.</w:t>
+        <w:t xml:space="preserve">   Domani è il giorno grande, dice il dottor Moretti. Il giorno della mia carriera.</w:t>
       </w:r>
     </w:p>
     <w:p>
